--- a/patients/templates/patients/docs/informed_consent_physio_template.docx
+++ b/patients/templates/patients/docs/informed_consent_physio_template.docx
@@ -591,67 +591,17 @@
         <w:rPr>
           <w:spacing w:val="-2"/>
         </w:rPr>
-        <w:t>Магнитотерапевтическое</w:t>
-      </w:r>
-      <w:r>
-        <w:rPr>
-          <w:spacing w:val="18"/>
-        </w:rPr>
-        <w:t xml:space="preserve"> </w:t>
-      </w:r>
-      <w:r>
-        <w:t>лечение</w:t>
-      </w:r>
-      <w:r>
-        <w:t xml:space="preserve"> __________________________________________________________</w:t>
-      </w:r>
-    </w:p>
-    <w:p>
-      <w:pPr>
-        <w:pStyle w:val="a5"/>
-        <w:numPr>
-          <w:ilvl w:val="0"/>
-          <w:numId w:val="1"/>
-        </w:numPr>
-        <w:tabs>
-          <w:tab w:val="left" w:pos="832"/>
-          <w:tab w:val="left" w:pos="11190"/>
-        </w:tabs>
-        <w:spacing w:line="240" w:lineRule="auto"/>
-        <w:ind w:left="851" w:hanging="359"/>
-      </w:pPr>
-      <w:r>
-        <w:t>Лазерное лечение</w:t>
-      </w:r>
-      <w:r>
-        <w:t xml:space="preserve"> ________________________________________________________________________</w:t>
-      </w:r>
-    </w:p>
-    <w:p>
-      <w:pPr>
-        <w:pStyle w:val="a5"/>
-        <w:numPr>
-          <w:ilvl w:val="0"/>
-          <w:numId w:val="1"/>
-        </w:numPr>
-        <w:tabs>
-          <w:tab w:val="left" w:pos="832"/>
-          <w:tab w:val="left" w:pos="11183"/>
-        </w:tabs>
-        <w:spacing w:line="240" w:lineRule="auto"/>
-        <w:ind w:left="851" w:hanging="359"/>
-      </w:pPr>
-      <w:r>
-        <w:rPr>
-          <w:spacing w:val="-2"/>
-        </w:rPr>
-        <w:t>Ультразвуковое</w:t>
-      </w:r>
-      <w:r>
-        <w:rPr>
-          <w:spacing w:val="-2"/>
-        </w:rPr>
-        <w:t xml:space="preserve"> ___________________________________________________________________________</w:t>
+        <w:t xml:space="preserve">Магнитолазерная терапия </w:t>
+      </w:r>
+      <w:r>
+        <w:rPr>
+          <w:spacing w:val="-2"/>
+          <w:lang w:val="en-US"/>
+        </w:rPr>
+        <w:t>_______</w:t>
+      </w:r>
+      <w:r>
+        <w:t>__________________________________________________________</w:t>
       </w:r>
     </w:p>
     <w:p>
@@ -660,6 +610,21 @@
           <w:tab w:val="left" w:pos="3310"/>
         </w:tabs>
         <w:ind w:left="851"/>
+        <w:rPr>
+          <w:sz w:val="24"/>
+          <w:lang w:val="en-US"/>
+        </w:rPr>
+      </w:pPr>
+    </w:p>
+    <w:p>
+      <w:pPr>
+        <w:tabs>
+          <w:tab w:val="left" w:pos="3310"/>
+        </w:tabs>
+        <w:ind w:left="851"/>
+        <w:rPr>
+          <w:lang w:val="en-US"/>
+        </w:rPr>
       </w:pPr>
       <w:r>
         <w:rPr>
@@ -695,7 +660,36 @@
       <w:r>
         <w:t xml:space="preserve"> </w:t>
       </w:r>
-      <w:r>
+    </w:p>
+    <w:p>
+      <w:pPr>
+        <w:tabs>
+          <w:tab w:val="left" w:pos="3310"/>
+        </w:tabs>
+        <w:ind w:left="851"/>
+        <w:rPr>
+          <w:u w:val="single"/>
+        </w:rPr>
+      </w:pPr>
+      <w:r>
+        <w:rPr>
+          <w:lang w:val="en-US"/>
+        </w:rPr>
+        <w:tab/>
+      </w:r>
+      <w:r>
+        <w:rPr>
+          <w:lang w:val="en-US"/>
+        </w:rPr>
+        <w:tab/>
+      </w:r>
+      <w:r>
+        <w:t xml:space="preserve">     </w:t>
+      </w:r>
+      <w:r>
+        <w:rPr>
+          <w:u w:val="single"/>
+        </w:rPr>
         <w:t>медицинской</w:t>
       </w:r>
       <w:r>
@@ -1168,6 +1162,13 @@
         <w:rPr>
           <w:spacing w:val="-2"/>
         </w:rPr>
+      </w:pPr>
+    </w:p>
+    <w:p>
+      <w:pPr>
+        <w:pStyle w:val="a3"/>
+        <w:ind w:left="851" w:firstLine="302"/>
+        <w:jc w:val="left"/>
       </w:pPr>
     </w:p>
     <w:p>
@@ -1343,7 +1344,29 @@
         <w:rPr>
           <w:spacing w:val="-2"/>
         </w:rPr>
-        <w:t>_______________________________________________________________________________________________</w:t>
+        <w:t>__________________________</w:t>
+      </w:r>
+      <w:r>
+        <w:rPr>
+          <w:spacing w:val="-2"/>
+        </w:rPr>
+        <w:t>___</w:t>
+      </w:r>
+      <w:r>
+        <w:rPr>
+          <w:b/>
+          <w:spacing w:val="-2"/>
+          <w:sz w:val="28"/>
+          <w:szCs w:val="28"/>
+          <w:u w:val="single"/>
+        </w:rPr>
+        <w:t>Магнитолазерная терапия</w:t>
+      </w:r>
+      <w:r>
+        <w:rPr>
+          <w:spacing w:val="-2"/>
+        </w:rPr>
+        <w:t>______________________________</w:t>
       </w:r>
     </w:p>
     <w:p>
@@ -1433,6 +1456,9 @@
         <w:pStyle w:val="a3"/>
         <w:ind w:left="851" w:firstLine="302"/>
         <w:jc w:val="left"/>
+        <w:rPr>
+          <w:lang w:val="en-US"/>
+        </w:rPr>
       </w:pPr>
       <w:r>
         <w:t>Я ознакомлен (ознакомлена) и согласен (согласна) со всеми пунктами настоящего документа, положения которого мне разъяснены, мною поняты и добровольно даю свое согласие на о лечение</w:t>
@@ -1459,224 +1485,319 @@
     <w:p>
       <w:pPr>
         <w:pStyle w:val="a3"/>
-        <w:ind w:left="851"/>
-        <w:jc w:val="left"/>
-      </w:pPr>
-    </w:p>
-    <w:p>
-      <w:pPr>
-        <w:tabs>
-          <w:tab w:val="left" w:pos="6027"/>
-        </w:tabs>
-        <w:ind w:left="851"/>
-        <w:rPr>
-          <w:spacing w:val="-2"/>
-          <w:sz w:val="16"/>
-        </w:rPr>
-      </w:pPr>
-      <w:r>
-        <w:rPr>
-          <w:sz w:val="16"/>
-        </w:rPr>
-        <w:t>Пациент</w:t>
-      </w:r>
-      <w:r>
-        <w:rPr>
-          <w:spacing w:val="-9"/>
-          <w:sz w:val="16"/>
-        </w:rPr>
-        <w:t xml:space="preserve"> </w:t>
-      </w:r>
-      <w:r>
-        <w:rPr>
-          <w:sz w:val="16"/>
-        </w:rPr>
-        <w:t>(законный</w:t>
-      </w:r>
-      <w:r>
-        <w:rPr>
-          <w:spacing w:val="-8"/>
-          <w:sz w:val="16"/>
-        </w:rPr>
-        <w:t xml:space="preserve"> </w:t>
-      </w:r>
-      <w:r>
-        <w:rPr>
-          <w:spacing w:val="-2"/>
-          <w:sz w:val="16"/>
-        </w:rPr>
-        <w:t>представитель)</w:t>
-      </w:r>
-    </w:p>
-    <w:p>
-      <w:pPr>
-        <w:tabs>
-          <w:tab w:val="left" w:pos="6027"/>
-        </w:tabs>
-        <w:ind w:left="851"/>
-        <w:rPr>
-          <w:spacing w:val="-2"/>
-          <w:sz w:val="16"/>
-        </w:rPr>
-      </w:pPr>
-    </w:p>
-    <w:p>
-      <w:pPr>
-        <w:tabs>
-          <w:tab w:val="left" w:pos="6027"/>
-        </w:tabs>
-        <w:ind w:left="851"/>
-        <w:rPr>
-          <w:sz w:val="16"/>
-        </w:rPr>
-      </w:pPr>
-      <w:r>
-        <w:rPr>
-          <w:spacing w:val="-2"/>
-          <w:sz w:val="16"/>
-        </w:rPr>
-        <w:t>________________________________</w:t>
-      </w:r>
-      <w:r>
-        <w:rPr>
-          <w:sz w:val="16"/>
-        </w:rPr>
-        <w:tab/>
-      </w:r>
-    </w:p>
-    <w:p>
-      <w:pPr>
-        <w:tabs>
-          <w:tab w:val="left" w:pos="6027"/>
-        </w:tabs>
-        <w:ind w:left="851"/>
-        <w:rPr>
-          <w:sz w:val="16"/>
-        </w:rPr>
-      </w:pPr>
-      <w:r>
-        <w:rPr>
-          <w:spacing w:val="-2"/>
-          <w:sz w:val="16"/>
-        </w:rPr>
-        <w:t xml:space="preserve">                 </w:t>
-      </w:r>
-      <w:r>
-        <w:rPr>
-          <w:spacing w:val="-2"/>
-          <w:sz w:val="16"/>
-        </w:rPr>
-        <w:t>подпись</w:t>
-      </w:r>
-    </w:p>
-    <w:p>
-      <w:pPr>
-        <w:tabs>
-          <w:tab w:val="left" w:pos="6027"/>
-        </w:tabs>
-        <w:ind w:left="851"/>
-        <w:rPr>
-          <w:spacing w:val="-2"/>
-          <w:sz w:val="16"/>
-        </w:rPr>
-      </w:pPr>
-      <w:r>
-        <w:rPr>
-          <w:sz w:val="16"/>
-        </w:rPr>
-        <w:t>Врач</w:t>
-      </w:r>
-      <w:r>
-        <w:rPr>
-          <w:spacing w:val="-4"/>
-          <w:sz w:val="16"/>
-        </w:rPr>
-        <w:t xml:space="preserve"> </w:t>
-      </w:r>
-      <w:r>
-        <w:rPr>
-          <w:sz w:val="16"/>
-        </w:rPr>
-        <w:t>–</w:t>
-      </w:r>
-      <w:r>
-        <w:rPr>
-          <w:spacing w:val="-1"/>
-          <w:sz w:val="16"/>
-        </w:rPr>
-        <w:t xml:space="preserve"> </w:t>
-      </w:r>
-      <w:r>
-        <w:rPr>
-          <w:spacing w:val="-2"/>
-          <w:sz w:val="16"/>
-        </w:rPr>
-        <w:t>физиотерапевт</w:t>
-      </w:r>
-    </w:p>
-    <w:p>
-      <w:pPr>
-        <w:tabs>
-          <w:tab w:val="left" w:pos="6027"/>
-        </w:tabs>
-        <w:ind w:left="851"/>
-        <w:rPr>
-          <w:spacing w:val="-2"/>
-          <w:sz w:val="16"/>
-        </w:rPr>
-      </w:pPr>
-    </w:p>
-    <w:p>
-      <w:pPr>
-        <w:tabs>
-          <w:tab w:val="left" w:pos="6027"/>
-        </w:tabs>
-        <w:ind w:left="851"/>
-        <w:rPr>
-          <w:sz w:val="16"/>
-          <w:lang w:val="en-US"/>
-        </w:rPr>
-      </w:pPr>
-      <w:r>
-        <w:rPr>
-          <w:spacing w:val="-2"/>
-          <w:sz w:val="16"/>
-          <w:lang w:val="en-US"/>
-        </w:rPr>
-        <w:t>____________________________________</w:t>
-      </w:r>
-    </w:p>
-    <w:p>
-      <w:pPr>
-        <w:pStyle w:val="a3"/>
-        <w:ind w:left="851"/>
-        <w:jc w:val="left"/>
-        <w:rPr>
-          <w:lang w:val="en-US"/>
-        </w:rPr>
-      </w:pPr>
-      <w:r>
-        <w:rPr>
-          <w:spacing w:val="-2"/>
-          <w:sz w:val="16"/>
-          <w:lang w:val="en-US"/>
-        </w:rPr>
-        <w:t xml:space="preserve">                 </w:t>
-      </w:r>
-      <w:r>
-        <w:rPr>
-          <w:spacing w:val="-2"/>
-          <w:sz w:val="16"/>
-        </w:rPr>
-        <w:t>подпись</w:t>
-      </w:r>
-    </w:p>
+        <w:ind w:left="851" w:firstLine="302"/>
+        <w:jc w:val="left"/>
+        <w:rPr>
+          <w:lang w:val="en-US"/>
+        </w:rPr>
+      </w:pPr>
+    </w:p>
+    <w:tbl>
+      <w:tblPr>
+        <w:tblStyle w:val="a8"/>
+        <w:tblW w:w="0" w:type="auto"/>
+        <w:tblInd w:w="704" w:type="dxa"/>
+        <w:tblLook w:val="04A0" w:firstRow="1" w:lastRow="0" w:firstColumn="1" w:lastColumn="0" w:noHBand="0" w:noVBand="1"/>
+      </w:tblPr>
+      <w:tblGrid>
+        <w:gridCol w:w="2840"/>
+        <w:gridCol w:w="278"/>
+        <w:gridCol w:w="3119"/>
+        <w:gridCol w:w="3539"/>
+      </w:tblGrid>
+      <w:tr>
+        <w:tc>
+          <w:tcPr>
+            <w:tcW w:w="3118" w:type="dxa"/>
+            <w:gridSpan w:val="2"/>
+            <w:tcBorders>
+              <w:top w:val="nil"/>
+              <w:left w:val="nil"/>
+              <w:right w:val="nil"/>
+            </w:tcBorders>
+          </w:tcPr>
+          <w:p>
+            <w:pPr>
+              <w:tabs>
+                <w:tab w:val="left" w:pos="6027"/>
+              </w:tabs>
+              <w:jc w:val="both"/>
+              <w:rPr>
+                <w:spacing w:val="-2"/>
+                <w:sz w:val="16"/>
+              </w:rPr>
+            </w:pPr>
+            <w:r>
+              <w:rPr>
+                <w:sz w:val="16"/>
+              </w:rPr>
+              <w:t>Пациент</w:t>
+            </w:r>
+            <w:r>
+              <w:rPr>
+                <w:spacing w:val="-9"/>
+                <w:sz w:val="16"/>
+              </w:rPr>
+              <w:t xml:space="preserve"> </w:t>
+            </w:r>
+            <w:r>
+              <w:rPr>
+                <w:sz w:val="16"/>
+              </w:rPr>
+              <w:t>(законный</w:t>
+            </w:r>
+            <w:r>
+              <w:rPr>
+                <w:spacing w:val="-8"/>
+                <w:sz w:val="16"/>
+              </w:rPr>
+              <w:t xml:space="preserve"> </w:t>
+            </w:r>
+            <w:r>
+              <w:rPr>
+                <w:spacing w:val="-2"/>
+                <w:sz w:val="16"/>
+              </w:rPr>
+              <w:t>представитель)</w:t>
+            </w:r>
+          </w:p>
+          <w:p>
+            <w:pPr>
+              <w:pStyle w:val="a3"/>
+              <w:ind w:left="0"/>
+              <w:rPr>
+                <w:lang w:val="en-US"/>
+              </w:rPr>
+            </w:pPr>
+          </w:p>
+        </w:tc>
+        <w:tc>
+          <w:tcPr>
+            <w:tcW w:w="3119" w:type="dxa"/>
+            <w:tcBorders>
+              <w:top w:val="nil"/>
+              <w:left w:val="nil"/>
+              <w:bottom w:val="nil"/>
+              <w:right w:val="nil"/>
+            </w:tcBorders>
+          </w:tcPr>
+          <w:p>
+            <w:pPr>
+              <w:pStyle w:val="a3"/>
+              <w:ind w:left="0"/>
+              <w:rPr>
+                <w:lang w:val="en-US"/>
+              </w:rPr>
+            </w:pPr>
+          </w:p>
+        </w:tc>
+        <w:tc>
+          <w:tcPr>
+            <w:tcW w:w="3539" w:type="dxa"/>
+            <w:tcBorders>
+              <w:top w:val="nil"/>
+              <w:left w:val="nil"/>
+              <w:bottom w:val="nil"/>
+              <w:right w:val="nil"/>
+            </w:tcBorders>
+          </w:tcPr>
+          <w:p>
+            <w:pPr>
+              <w:tabs>
+                <w:tab w:val="left" w:pos="6027"/>
+              </w:tabs>
+              <w:rPr>
+                <w:spacing w:val="-2"/>
+                <w:sz w:val="16"/>
+              </w:rPr>
+            </w:pPr>
+            <w:r>
+              <w:rPr>
+                <w:sz w:val="16"/>
+              </w:rPr>
+              <w:t>Врач</w:t>
+            </w:r>
+            <w:r>
+              <w:rPr>
+                <w:spacing w:val="-4"/>
+                <w:sz w:val="16"/>
+              </w:rPr>
+              <w:t xml:space="preserve"> </w:t>
+            </w:r>
+            <w:r>
+              <w:rPr>
+                <w:sz w:val="16"/>
+              </w:rPr>
+              <w:t>–</w:t>
+            </w:r>
+            <w:r>
+              <w:rPr>
+                <w:spacing w:val="-1"/>
+                <w:sz w:val="16"/>
+              </w:rPr>
+              <w:t xml:space="preserve"> </w:t>
+            </w:r>
+            <w:r>
+              <w:rPr>
+                <w:spacing w:val="-2"/>
+                <w:sz w:val="16"/>
+              </w:rPr>
+              <w:t>физиотерапевт</w:t>
+            </w:r>
+          </w:p>
+          <w:p>
+            <w:pPr>
+              <w:pStyle w:val="a3"/>
+              <w:ind w:left="0"/>
+              <w:jc w:val="left"/>
+            </w:pPr>
+          </w:p>
+          <w:p>
+            <w:pPr>
+              <w:pStyle w:val="a3"/>
+              <w:ind w:left="0"/>
+              <w:jc w:val="left"/>
+            </w:pPr>
+            <w:r>
+              <w:rPr>
+                <w:b/>
+                <w:bCs/>
+              </w:rPr>
+              <w:t xml:space="preserve">Епифанова </w:t>
+            </w:r>
+            <w:proofErr w:type="gramStart"/>
+            <w:r>
+              <w:rPr>
+                <w:b/>
+                <w:bCs/>
+              </w:rPr>
+              <w:t>О.Е.</w:t>
+            </w:r>
+            <w:proofErr w:type="gramEnd"/>
+            <w:r>
+              <w:rPr>
+                <w:b/>
+                <w:bCs/>
+              </w:rPr>
+              <w:t xml:space="preserve"> / </w:t>
+            </w:r>
+            <w:r>
+              <w:t>________________</w:t>
+            </w:r>
+          </w:p>
+        </w:tc>
+      </w:tr>
+      <w:tr>
+        <w:tc>
+          <w:tcPr>
+            <w:tcW w:w="2840" w:type="dxa"/>
+            <w:tcBorders>
+              <w:left w:val="nil"/>
+              <w:bottom w:val="nil"/>
+              <w:right w:val="nil"/>
+            </w:tcBorders>
+          </w:tcPr>
+          <w:p>
+            <w:pPr>
+              <w:tabs>
+                <w:tab w:val="left" w:pos="6027"/>
+              </w:tabs>
+              <w:jc w:val="both"/>
+              <w:rPr>
+                <w:sz w:val="16"/>
+              </w:rPr>
+            </w:pPr>
+            <w:r>
+              <w:rPr>
+                <w:spacing w:val="-2"/>
+                <w:sz w:val="16"/>
+                <w:lang w:val="en-US"/>
+              </w:rPr>
+              <w:t xml:space="preserve">                  </w:t>
+            </w:r>
+            <w:r>
+              <w:rPr>
+                <w:spacing w:val="-2"/>
+                <w:sz w:val="16"/>
+              </w:rPr>
+              <w:t>подпись</w:t>
+            </w:r>
+          </w:p>
+        </w:tc>
+        <w:tc>
+          <w:tcPr>
+            <w:tcW w:w="3397" w:type="dxa"/>
+            <w:gridSpan w:val="2"/>
+            <w:tcBorders>
+              <w:top w:val="nil"/>
+              <w:left w:val="nil"/>
+              <w:bottom w:val="nil"/>
+              <w:right w:val="nil"/>
+            </w:tcBorders>
+          </w:tcPr>
+          <w:p>
+            <w:pPr>
+              <w:tabs>
+                <w:tab w:val="left" w:pos="6027"/>
+              </w:tabs>
+              <w:jc w:val="both"/>
+              <w:rPr>
+                <w:sz w:val="16"/>
+              </w:rPr>
+            </w:pPr>
+          </w:p>
+        </w:tc>
+        <w:tc>
+          <w:tcPr>
+            <w:tcW w:w="3539" w:type="dxa"/>
+            <w:tcBorders>
+              <w:top w:val="nil"/>
+              <w:left w:val="nil"/>
+              <w:bottom w:val="nil"/>
+              <w:right w:val="nil"/>
+            </w:tcBorders>
+          </w:tcPr>
+          <w:p>
+            <w:pPr>
+              <w:tabs>
+                <w:tab w:val="left" w:pos="6027"/>
+              </w:tabs>
+              <w:rPr>
+                <w:sz w:val="16"/>
+                <w:lang w:val="en-US"/>
+              </w:rPr>
+            </w:pPr>
+            <w:r>
+              <w:rPr>
+                <w:spacing w:val="-2"/>
+                <w:sz w:val="16"/>
+              </w:rPr>
+              <w:t xml:space="preserve">                                                        п</w:t>
+            </w:r>
+            <w:r>
+              <w:rPr>
+                <w:spacing w:val="-2"/>
+                <w:sz w:val="16"/>
+              </w:rPr>
+              <w:t>одпись</w:t>
+            </w:r>
+            <w:r>
+              <w:rPr>
+                <w:spacing w:val="-2"/>
+                <w:sz w:val="16"/>
+                <w:lang w:val="en-US"/>
+              </w:rPr>
+              <w:t xml:space="preserve"> </w:t>
+            </w:r>
+          </w:p>
+        </w:tc>
+      </w:tr>
+    </w:tbl>
     <w:p>
       <w:pPr>
         <w:tabs>
           <w:tab w:val="left" w:pos="6320"/>
         </w:tabs>
-        <w:ind w:left="851"/>
         <w:rPr>
           <w:sz w:val="16"/>
           <w:lang w:val="en-US"/>
@@ -1710,6 +1831,22 @@
         </w:rPr>
         <w:t>Дата</w:t>
       </w:r>
+      <w:r>
+        <w:rPr>
+          <w:spacing w:val="-10"/>
+          <w:sz w:val="16"/>
+          <w:lang w:val="en-US"/>
+        </w:rPr>
+        <w:t xml:space="preserve"> </w:t>
+      </w:r>
+      <w:r>
+        <w:rPr>
+          <w:spacing w:val="-10"/>
+          <w:sz w:val="16"/>
+          <w:lang w:val="en-US"/>
+        </w:rPr>
+        <w:t xml:space="preserve"> {{ appointment</w:t>
+      </w:r>
       <w:proofErr w:type="gramEnd"/>
       <w:r>
         <w:rPr>
@@ -1717,23 +1854,25 @@
           <w:sz w:val="16"/>
           <w:lang w:val="en-US"/>
         </w:rPr>
-        <w:t xml:space="preserve"> </w:t>
-      </w:r>
+        <w:t>_</w:t>
+      </w:r>
+      <w:proofErr w:type="gramStart"/>
       <w:r>
         <w:rPr>
           <w:spacing w:val="-10"/>
           <w:sz w:val="16"/>
           <w:lang w:val="en-US"/>
         </w:rPr>
-        <w:t xml:space="preserve"> </w:t>
-      </w:r>
+        <w:t>date }</w:t>
+      </w:r>
+      <w:proofErr w:type="gramEnd"/>
       <w:r>
         <w:rPr>
           <w:spacing w:val="-10"/>
           <w:sz w:val="16"/>
           <w:lang w:val="en-US"/>
         </w:rPr>
-        <w:t xml:space="preserve">{{ appointment_date }} </w:t>
+        <w:t xml:space="preserve">} </w:t>
       </w:r>
       <w:r>
         <w:rPr>
@@ -2299,7 +2438,6 @@
   <w:style w:type="character" w:default="1" w:styleId="a0">
     <w:name w:val="Default Paragraph Font"/>
     <w:uiPriority w:val="1"/>
-    <w:semiHidden/>
     <w:unhideWhenUsed/>
   </w:style>
   <w:style w:type="table" w:default="1" w:styleId="a1">
@@ -2412,6 +2550,22 @@
       <w:szCs w:val="18"/>
       <w:lang w:val="ru-RU"/>
     </w:rPr>
+  </w:style>
+  <w:style w:type="table" w:styleId="a8">
+    <w:name w:val="Table Grid"/>
+    <w:basedOn w:val="a1"/>
+    <w:uiPriority w:val="39"/>
+    <w:rsid w:val="00A01279"/>
+    <w:tblPr>
+      <w:tblBorders>
+        <w:top w:val="single" w:sz="4" w:space="0" w:color="auto"/>
+        <w:left w:val="single" w:sz="4" w:space="0" w:color="auto"/>
+        <w:bottom w:val="single" w:sz="4" w:space="0" w:color="auto"/>
+        <w:right w:val="single" w:sz="4" w:space="0" w:color="auto"/>
+        <w:insideH w:val="single" w:sz="4" w:space="0" w:color="auto"/>
+        <w:insideV w:val="single" w:sz="4" w:space="0" w:color="auto"/>
+      </w:tblBorders>
+    </w:tblPr>
   </w:style>
 </w:styles>
 </file>
